--- a/sitio/documentos/Reporte_Tecnico_AgroCebada.docx
+++ b/sitio/documentos/Reporte_Tecnico_AgroCebada.docx
@@ -36,7 +36,7 @@
           <w:color w:val="1F3A5F"/>
           <w:sz w:val="20"/>
         </w:rPr>
-        <w:t>Tablero interactivo: https://agropecuates.streamlit.app/</w:t>
+        <w:t>Tablero interactivo: https://agropecuatesfira.streamlit.app/</w:t>
       </w:r>
     </w:p>
     <w:p>
